--- a/files/Justins resume.docx
+++ b/files/Justins resume.docx
@@ -628,15 +628,7 @@
           <w:sz w:val="20"/>
           <w:szCs w:val="20"/>
         </w:rPr>
-        <w:t>,</w:t>
-      </w:r>
-      <w:r>
-        <w:rPr>
-          <w:rFonts w:ascii="Times New Roman" w:hAnsi="Times New Roman" w:cs="Times New Roman"/>
-          <w:sz w:val="20"/>
-          <w:szCs w:val="20"/>
-        </w:rPr>
-        <w:t xml:space="preserve"> and</w:t>
+        <w:t>, and</w:t>
       </w:r>
       <w:r>
         <w:rPr>
@@ -711,15 +703,7 @@
           <w:sz w:val="20"/>
           <w:szCs w:val="20"/>
         </w:rPr>
-        <w:t>C++</w:t>
-      </w:r>
-      <w:r>
-        <w:rPr>
-          <w:rFonts w:ascii="Times New Roman" w:hAnsi="Times New Roman" w:cs="Times New Roman"/>
-          <w:sz w:val="20"/>
-          <w:szCs w:val="20"/>
-        </w:rPr>
-        <w:t xml:space="preserve">, </w:t>
+        <w:t xml:space="preserve">C++, </w:t>
       </w:r>
       <w:r>
         <w:rPr>
@@ -735,23 +719,7 @@
           <w:sz w:val="20"/>
           <w:szCs w:val="20"/>
         </w:rPr>
-        <w:t xml:space="preserve">, </w:t>
-      </w:r>
-      <w:r>
-        <w:rPr>
-          <w:rFonts w:ascii="Times New Roman" w:hAnsi="Times New Roman" w:cs="Times New Roman"/>
-          <w:sz w:val="20"/>
-          <w:szCs w:val="20"/>
-        </w:rPr>
-        <w:t xml:space="preserve">and </w:t>
-      </w:r>
-      <w:r>
-        <w:rPr>
-          <w:rFonts w:ascii="Times New Roman" w:hAnsi="Times New Roman" w:cs="Times New Roman"/>
-          <w:sz w:val="20"/>
-          <w:szCs w:val="20"/>
-        </w:rPr>
-        <w:t>Python</w:t>
+        <w:t>, and Python</w:t>
       </w:r>
       <w:r>
         <w:rPr>
@@ -1341,15 +1309,31 @@
           <w:sz w:val="20"/>
           <w:szCs w:val="20"/>
         </w:rPr>
-        <w:t xml:space="preserve">Improved annotation software by </w:t>
-      </w:r>
-      <w:r>
-        <w:rPr>
-          <w:rFonts w:ascii="Times New Roman" w:hAnsi="Times New Roman" w:cs="Times New Roman"/>
-          <w:sz w:val="20"/>
-          <w:szCs w:val="20"/>
-        </w:rPr>
-        <w:t xml:space="preserve">collaborating with others to </w:t>
+        <w:t>Collaborated</w:t>
+      </w:r>
+      <w:r>
+        <w:rPr>
+          <w:rFonts w:ascii="Times New Roman" w:hAnsi="Times New Roman" w:cs="Times New Roman"/>
+          <w:sz w:val="20"/>
+          <w:szCs w:val="20"/>
+        </w:rPr>
+        <w:t xml:space="preserve"> with </w:t>
+      </w:r>
+      <w:r>
+        <w:rPr>
+          <w:rFonts w:ascii="Times New Roman" w:hAnsi="Times New Roman" w:cs="Times New Roman"/>
+          <w:sz w:val="20"/>
+          <w:szCs w:val="20"/>
+        </w:rPr>
+        <w:t xml:space="preserve">colleagues </w:t>
+      </w:r>
+      <w:r>
+        <w:rPr>
+          <w:rFonts w:ascii="Times New Roman" w:hAnsi="Times New Roman" w:cs="Times New Roman"/>
+          <w:sz w:val="20"/>
+          <w:szCs w:val="20"/>
+        </w:rPr>
+        <w:t xml:space="preserve">to </w:t>
       </w:r>
       <w:r>
         <w:rPr>
@@ -1365,6 +1349,14 @@
           <w:sz w:val="20"/>
           <w:szCs w:val="20"/>
         </w:rPr>
+        <w:t xml:space="preserve"> several</w:t>
+      </w:r>
+      <w:r>
+        <w:rPr>
+          <w:rFonts w:ascii="Times New Roman" w:hAnsi="Times New Roman" w:cs="Times New Roman"/>
+          <w:sz w:val="20"/>
+          <w:szCs w:val="20"/>
+        </w:rPr>
         <w:t xml:space="preserve"> </w:t>
       </w:r>
       <w:r>
@@ -1373,7 +1365,23 @@
           <w:sz w:val="20"/>
           <w:szCs w:val="20"/>
         </w:rPr>
-        <w:t>new features to make annotation easier such as a video creator</w:t>
+        <w:t xml:space="preserve">features to </w:t>
+      </w:r>
+      <w:r>
+        <w:rPr>
+          <w:rFonts w:ascii="Times New Roman" w:hAnsi="Times New Roman" w:cs="Times New Roman"/>
+          <w:sz w:val="20"/>
+          <w:szCs w:val="20"/>
+        </w:rPr>
+        <w:t xml:space="preserve">the annotation software used. This included features like </w:t>
+      </w:r>
+      <w:r>
+        <w:rPr>
+          <w:rFonts w:ascii="Times New Roman" w:hAnsi="Times New Roman" w:cs="Times New Roman"/>
+          <w:sz w:val="20"/>
+          <w:szCs w:val="20"/>
+        </w:rPr>
+        <w:t>a video creator</w:t>
       </w:r>
       <w:r>
         <w:rPr>
@@ -1616,7 +1624,7 @@
           <w:szCs w:val="20"/>
           <w:shd w:val="clear" w:color="auto" w:fill="FFFFFF"/>
         </w:rPr>
-        <w:t xml:space="preserve">Recreated all shaders from </w:t>
+        <w:t xml:space="preserve">Recreated </w:t>
       </w:r>
       <w:r>
         <w:rPr>
@@ -1625,6 +1633,24 @@
           <w:szCs w:val="20"/>
           <w:shd w:val="clear" w:color="auto" w:fill="FFFFFF"/>
         </w:rPr>
+        <w:t>40+</w:t>
+      </w:r>
+      <w:r>
+        <w:rPr>
+          <w:rFonts w:ascii="Times New Roman" w:hAnsi="Times New Roman" w:cs="Times New Roman"/>
+          <w:sz w:val="20"/>
+          <w:szCs w:val="20"/>
+          <w:shd w:val="clear" w:color="auto" w:fill="FFFFFF"/>
+        </w:rPr>
+        <w:t xml:space="preserve"> shaders from </w:t>
+      </w:r>
+      <w:r>
+        <w:rPr>
+          <w:rFonts w:ascii="Times New Roman" w:hAnsi="Times New Roman" w:cs="Times New Roman"/>
+          <w:sz w:val="20"/>
+          <w:szCs w:val="20"/>
+          <w:shd w:val="clear" w:color="auto" w:fill="FFFFFF"/>
+        </w:rPr>
         <w:t>Five Nights at Freddy’s:</w:t>
       </w:r>
       <w:r>
@@ -1652,7 +1678,7 @@
           <w:szCs w:val="20"/>
           <w:shd w:val="clear" w:color="auto" w:fill="FFFFFF"/>
         </w:rPr>
-        <w:t xml:space="preserve"> back into Unity and made further </w:t>
+        <w:t xml:space="preserve"> into Unity and made further </w:t>
       </w:r>
       <w:r>
         <w:rPr>
@@ -1781,17 +1807,7 @@
                 <w:sz w:val="24"/>
                 <w:szCs w:val="24"/>
               </w:rPr>
-              <w:t xml:space="preserve">UNRELATED </w:t>
-            </w:r>
-            <w:r>
-              <w:rPr>
-                <w:rFonts w:ascii="Times New Roman" w:hAnsi="Times New Roman" w:cs="Times New Roman"/>
-                <w:b/>
-                <w:bCs/>
-                <w:sz w:val="24"/>
-                <w:szCs w:val="24"/>
-              </w:rPr>
-              <w:t xml:space="preserve"> </w:t>
+              <w:t xml:space="preserve">UNRELATED  </w:t>
             </w:r>
             <w:r>
               <w:rPr>
@@ -2229,7 +2245,39 @@
           <w:sz w:val="20"/>
           <w:szCs w:val="20"/>
         </w:rPr>
-        <w:t>orked together with my team to keep food fresh in refrigerated areas</w:t>
+        <w:t xml:space="preserve">orked together </w:t>
+      </w:r>
+      <w:r>
+        <w:rPr>
+          <w:rFonts w:ascii="Times New Roman" w:hAnsi="Times New Roman" w:cs="Times New Roman"/>
+          <w:sz w:val="20"/>
+          <w:szCs w:val="20"/>
+        </w:rPr>
+        <w:t xml:space="preserve">in a </w:t>
+      </w:r>
+      <w:r>
+        <w:rPr>
+          <w:rFonts w:ascii="Times New Roman" w:hAnsi="Times New Roman" w:cs="Times New Roman"/>
+          <w:sz w:val="20"/>
+          <w:szCs w:val="20"/>
+        </w:rPr>
+        <w:t xml:space="preserve">team </w:t>
+      </w:r>
+      <w:r>
+        <w:rPr>
+          <w:rFonts w:ascii="Times New Roman" w:hAnsi="Times New Roman" w:cs="Times New Roman"/>
+          <w:sz w:val="20"/>
+          <w:szCs w:val="20"/>
+        </w:rPr>
+        <w:t xml:space="preserve">of 15+ </w:t>
+      </w:r>
+      <w:r>
+        <w:rPr>
+          <w:rFonts w:ascii="Times New Roman" w:hAnsi="Times New Roman" w:cs="Times New Roman"/>
+          <w:sz w:val="20"/>
+          <w:szCs w:val="20"/>
+        </w:rPr>
+        <w:t>to keep food fresh in refrigerated areas</w:t>
       </w:r>
       <w:r>
         <w:rPr>
@@ -2268,7 +2316,23 @@
           <w:sz w:val="20"/>
           <w:szCs w:val="20"/>
         </w:rPr>
-        <w:t>orted food into shopping carts to make delivering to clients easier</w:t>
+        <w:t xml:space="preserve">orted food into shopping carts to make </w:t>
+      </w:r>
+      <w:r>
+        <w:rPr>
+          <w:rFonts w:ascii="Times New Roman" w:hAnsi="Times New Roman" w:cs="Times New Roman"/>
+          <w:sz w:val="20"/>
+          <w:szCs w:val="20"/>
+        </w:rPr>
+        <w:t>delivery</w:t>
+      </w:r>
+      <w:r>
+        <w:rPr>
+          <w:rFonts w:ascii="Times New Roman" w:hAnsi="Times New Roman" w:cs="Times New Roman"/>
+          <w:sz w:val="20"/>
+          <w:szCs w:val="20"/>
+        </w:rPr>
+        <w:t xml:space="preserve"> easier</w:t>
       </w:r>
       <w:r>
         <w:rPr>
@@ -2307,15 +2371,23 @@
           <w:sz w:val="20"/>
           <w:szCs w:val="20"/>
         </w:rPr>
-        <w:t>oaded food into the client’s cars</w:t>
-      </w:r>
-      <w:r>
-        <w:rPr>
-          <w:rFonts w:ascii="Times New Roman" w:hAnsi="Times New Roman" w:cs="Times New Roman"/>
-          <w:sz w:val="20"/>
-          <w:szCs w:val="20"/>
-        </w:rPr>
-        <w:t>.</w:t>
+        <w:t xml:space="preserve">oaded food into </w:t>
+      </w:r>
+      <w:r>
+        <w:rPr>
+          <w:rFonts w:ascii="Times New Roman" w:hAnsi="Times New Roman" w:cs="Times New Roman"/>
+          <w:sz w:val="20"/>
+          <w:szCs w:val="20"/>
+        </w:rPr>
+        <w:t xml:space="preserve">100+ </w:t>
+      </w:r>
+      <w:r>
+        <w:rPr>
+          <w:rFonts w:ascii="Times New Roman" w:hAnsi="Times New Roman" w:cs="Times New Roman"/>
+          <w:sz w:val="20"/>
+          <w:szCs w:val="20"/>
+        </w:rPr>
+        <w:t>client cars</w:t>
       </w:r>
     </w:p>
     <w:p>
@@ -2468,7 +2540,39 @@
           <w:sz w:val="20"/>
           <w:szCs w:val="20"/>
         </w:rPr>
-        <w:t>orked together with my team to move goods from cars into boxes</w:t>
+        <w:t xml:space="preserve">orked together </w:t>
+      </w:r>
+      <w:r>
+        <w:rPr>
+          <w:rFonts w:ascii="Times New Roman" w:hAnsi="Times New Roman" w:cs="Times New Roman"/>
+          <w:sz w:val="20"/>
+          <w:szCs w:val="20"/>
+        </w:rPr>
+        <w:t xml:space="preserve">in a </w:t>
+      </w:r>
+      <w:r>
+        <w:rPr>
+          <w:rFonts w:ascii="Times New Roman" w:hAnsi="Times New Roman" w:cs="Times New Roman"/>
+          <w:sz w:val="20"/>
+          <w:szCs w:val="20"/>
+        </w:rPr>
+        <w:t xml:space="preserve">team </w:t>
+      </w:r>
+      <w:r>
+        <w:rPr>
+          <w:rFonts w:ascii="Times New Roman" w:hAnsi="Times New Roman" w:cs="Times New Roman"/>
+          <w:sz w:val="20"/>
+          <w:szCs w:val="20"/>
+        </w:rPr>
+        <w:t xml:space="preserve">of 10+ </w:t>
+      </w:r>
+      <w:r>
+        <w:rPr>
+          <w:rFonts w:ascii="Times New Roman" w:hAnsi="Times New Roman" w:cs="Times New Roman"/>
+          <w:sz w:val="20"/>
+          <w:szCs w:val="20"/>
+        </w:rPr>
+        <w:t>to move goods from cars into boxes</w:t>
       </w:r>
       <w:r>
         <w:rPr>
@@ -5221,6 +5325,7 @@
   <w:style w:type="character" w:default="1" w:styleId="DefaultParagraphFont">
     <w:name w:val="Default Paragraph Font"/>
     <w:uiPriority w:val="1"/>
+    <w:semiHidden/>
     <w:unhideWhenUsed/>
   </w:style>
   <w:style w:type="table" w:default="1" w:styleId="TableNormal">
